--- a/docs/tables/carbo/sec3_3_delta_egfr.docx
+++ b/docs/tables/carbo/sec3_3_delta_egfr.docx
@@ -37,7 +37,7 @@
       <w:tblGrid>
         <w:gridCol w:w="1230"/>
         <w:gridCol w:w="778"/>
-        <w:gridCol w:w="1523"/>
+        <w:gridCol w:w="2856"/>
         <w:gridCol w:w="1817"/>
         <w:gridCol w:w="2001"/>
         <w:gridCol w:w="1903"/>
@@ -205,7 +205,7 @@
                 <w:szCs w:val="22"/>
                 <w:color w:val="000000"/>
               </w:rPr>
-              <w:t xml:space="preserve">% of cohort</w:t>
+              <w:t xml:space="preserve">% with a value in window</w:t>
             </w:r>
           </w:p>
         </w:tc>

--- a/docs/tables/carbo/sec3_3_delta_egfr.docx
+++ b/docs/tables/carbo/sec3_3_delta_egfr.docx
@@ -42,7 +42,6 @@
         <w:gridCol w:w="2001"/>
         <w:gridCol w:w="1903"/>
         <w:gridCol w:w="1975"/>
-        <w:gridCol w:w="1517"/>
       </w:tblGrid>
       <w:tr>
         <w:trPr>
@@ -418,59 +417,6 @@
                 <w:color w:val="000000"/>
               </w:rPr>
               <w:t xml:space="preserve">Delta eGFR (%)</w:t>
-            </w:r>
-          </w:p>
-        </w:tc>
-        <w:tc>
-          <w:tcPr>
-            <w:tcBorders>
-              <w:bottom w:val="single" w:sz="12" w:space="0" w:color="666666"/>
-              <w:top w:val="single" w:sz="12" w:space="0" w:color="666666"/>
-              <w:left w:val="none" w:sz="0" w:space="0" w:color="000000"/>
-              <w:right w:val="none" w:sz="0" w:space="0" w:color="000000"/>
-            </w:tcBorders>
-            <w:shd w:val="clear" w:color="auto" w:fill="FFFFFF"/>
-            <w:tcMar>
-              <w:top w:w="0" w:type="dxa"/>
-              <w:bottom w:w="0" w:type="dxa"/>
-              <w:left w:w="0" w:type="dxa"/>
-              <w:right w:w="0" w:type="dxa"/>
-            </w:tcMar>
-            <w:vAlign w:val="center"/>
-          </w:tcPr>
-          <w:p>
-            <w:pPr>
-              <w:pStyle w:val="Normal"/>
-              <w:jc w:val="left"/>
-              <w:pBdr>
-                <w:bottom w:val="none" w:sz="0" w:space="0" w:color="000000"/>
-                <w:top w:val="none" w:sz="0" w:space="0" w:color="000000"/>
-                <w:left w:val="none" w:sz="0" w:space="0" w:color="000000"/>
-                <w:right w:val="none" w:sz="0" w:space="0" w:color="000000"/>
-              </w:pBdr>
-              <w:spacing w:after="100" w:before="100" w:line="240"/>
-              <w:ind w:left="100" w:right="100" w:firstLine="0" w:firstLineChars="0"/>
-              <w:rPr>
-                <w:rFonts w:ascii="Helvetica" w:hAnsi="Helvetica" w:eastAsia="Helvetica" w:cs="Helvetica"/>
-                <w:i w:val="false"/>
-                <w:b w:val="false"/>
-                <w:u w:val="none"/>
-                <w:sz w:val="22"/>
-                <w:szCs w:val="22"/>
-                <w:color w:val="000000"/>
-              </w:rPr>
-            </w:pPr>
-            <w:r>
-              <w:rPr>
-                <w:rFonts w:ascii="Helvetica" w:hAnsi="Helvetica" w:eastAsia="Helvetica" w:cs="Helvetica"/>
-                <w:i w:val="false"/>
-                <w:b w:val="false"/>
-                <w:u w:val="none"/>
-                <w:sz w:val="22"/>
-                <w:szCs w:val="22"/>
-                <w:color w:val="000000"/>
-              </w:rPr>
-              <w:t xml:space="preserve">Fell &gt; 25 %</w:t>
             </w:r>
           </w:p>
         </w:tc>
@@ -851,59 +797,6 @@
             </w:r>
           </w:p>
         </w:tc>
-        <w:tc>
-          <w:tcPr>
-            <w:tcBorders>
-              <w:bottom w:val="none" w:sz="0" w:space="0" w:color="000000"/>
-              <w:top w:val="single" w:sz="12" w:space="0" w:color="666666"/>
-              <w:left w:val="none" w:sz="0" w:space="0" w:color="000000"/>
-              <w:right w:val="none" w:sz="0" w:space="0" w:color="000000"/>
-            </w:tcBorders>
-            <w:shd w:val="clear" w:color="auto" w:fill="FFFFFF"/>
-            <w:tcMar>
-              <w:top w:w="0" w:type="dxa"/>
-              <w:bottom w:w="0" w:type="dxa"/>
-              <w:left w:w="0" w:type="dxa"/>
-              <w:right w:w="0" w:type="dxa"/>
-            </w:tcMar>
-            <w:vAlign w:val="center"/>
-          </w:tcPr>
-          <w:p>
-            <w:pPr>
-              <w:pStyle w:val="Normal"/>
-              <w:jc w:val="left"/>
-              <w:pBdr>
-                <w:bottom w:val="none" w:sz="0" w:space="0" w:color="000000"/>
-                <w:top w:val="none" w:sz="0" w:space="0" w:color="000000"/>
-                <w:left w:val="none" w:sz="0" w:space="0" w:color="000000"/>
-                <w:right w:val="none" w:sz="0" w:space="0" w:color="000000"/>
-              </w:pBdr>
-              <w:spacing w:after="100" w:before="100" w:line="240"/>
-              <w:ind w:left="100" w:right="100" w:firstLine="0" w:firstLineChars="0"/>
-              <w:rPr>
-                <w:rFonts w:ascii="Helvetica" w:hAnsi="Helvetica" w:eastAsia="Helvetica" w:cs="Helvetica"/>
-                <w:i w:val="false"/>
-                <w:b w:val="false"/>
-                <w:u w:val="none"/>
-                <w:sz w:val="22"/>
-                <w:szCs w:val="22"/>
-                <w:color w:val="000000"/>
-              </w:rPr>
-            </w:pPr>
-            <w:r>
-              <w:rPr>
-                <w:rFonts w:ascii="Helvetica" w:hAnsi="Helvetica" w:eastAsia="Helvetica" w:cs="Helvetica"/>
-                <w:i w:val="false"/>
-                <w:b w:val="false"/>
-                <w:u w:val="none"/>
-                <w:sz w:val="22"/>
-                <w:szCs w:val="22"/>
-                <w:color w:val="000000"/>
-              </w:rPr>
-              <w:t xml:space="preserve">4 (2.3%)</w:t>
-            </w:r>
-          </w:p>
-        </w:tc>
       </w:tr>
       <w:tr>
         <w:trPr>
@@ -1278,59 +1171,6 @@
                 <w:color w:val="000000"/>
               </w:rPr>
               <w:t xml:space="preserve">-0.6 [-9.5, 4.0]</w:t>
-            </w:r>
-          </w:p>
-        </w:tc>
-        <w:tc>
-          <w:tcPr>
-            <w:tcBorders>
-              <w:bottom w:val="none" w:sz="0" w:space="0" w:color="000000"/>
-              <w:top w:val="none" w:sz="0" w:space="0" w:color="000000"/>
-              <w:left w:val="none" w:sz="0" w:space="0" w:color="000000"/>
-              <w:right w:val="none" w:sz="0" w:space="0" w:color="000000"/>
-            </w:tcBorders>
-            <w:shd w:val="clear" w:color="auto" w:fill="FFFFFF"/>
-            <w:tcMar>
-              <w:top w:w="0" w:type="dxa"/>
-              <w:bottom w:w="0" w:type="dxa"/>
-              <w:left w:w="0" w:type="dxa"/>
-              <w:right w:w="0" w:type="dxa"/>
-            </w:tcMar>
-            <w:vAlign w:val="center"/>
-          </w:tcPr>
-          <w:p>
-            <w:pPr>
-              <w:pStyle w:val="Normal"/>
-              <w:jc w:val="left"/>
-              <w:pBdr>
-                <w:bottom w:val="none" w:sz="0" w:space="0" w:color="000000"/>
-                <w:top w:val="none" w:sz="0" w:space="0" w:color="000000"/>
-                <w:left w:val="none" w:sz="0" w:space="0" w:color="000000"/>
-                <w:right w:val="none" w:sz="0" w:space="0" w:color="000000"/>
-              </w:pBdr>
-              <w:spacing w:after="100" w:before="100" w:line="240"/>
-              <w:ind w:left="100" w:right="100" w:firstLine="0" w:firstLineChars="0"/>
-              <w:rPr>
-                <w:rFonts w:ascii="Helvetica" w:hAnsi="Helvetica" w:eastAsia="Helvetica" w:cs="Helvetica"/>
-                <w:i w:val="false"/>
-                <w:b w:val="false"/>
-                <w:u w:val="none"/>
-                <w:sz w:val="22"/>
-                <w:szCs w:val="22"/>
-                <w:color w:val="000000"/>
-              </w:rPr>
-            </w:pPr>
-            <w:r>
-              <w:rPr>
-                <w:rFonts w:ascii="Helvetica" w:hAnsi="Helvetica" w:eastAsia="Helvetica" w:cs="Helvetica"/>
-                <w:i w:val="false"/>
-                <w:b w:val="false"/>
-                <w:u w:val="none"/>
-                <w:sz w:val="22"/>
-                <w:szCs w:val="22"/>
-                <w:color w:val="000000"/>
-              </w:rPr>
-              <w:t xml:space="preserve">11 (7.5%)</w:t>
             </w:r>
           </w:p>
         </w:tc>
@@ -1708,59 +1548,6 @@
                 <w:color w:val="000000"/>
               </w:rPr>
               <w:t xml:space="preserve">-4.9 [-17.2, 3.2]</w:t>
-            </w:r>
-          </w:p>
-        </w:tc>
-        <w:tc>
-          <w:tcPr>
-            <w:tcBorders>
-              <w:bottom w:val="single" w:sz="12" w:space="0" w:color="666666"/>
-              <w:top w:val="none" w:sz="0" w:space="0" w:color="000000"/>
-              <w:left w:val="none" w:sz="0" w:space="0" w:color="000000"/>
-              <w:right w:val="none" w:sz="0" w:space="0" w:color="000000"/>
-            </w:tcBorders>
-            <w:shd w:val="clear" w:color="auto" w:fill="FFFFFF"/>
-            <w:tcMar>
-              <w:top w:w="0" w:type="dxa"/>
-              <w:bottom w:w="0" w:type="dxa"/>
-              <w:left w:w="0" w:type="dxa"/>
-              <w:right w:w="0" w:type="dxa"/>
-            </w:tcMar>
-            <w:vAlign w:val="center"/>
-          </w:tcPr>
-          <w:p>
-            <w:pPr>
-              <w:pStyle w:val="Normal"/>
-              <w:jc w:val="left"/>
-              <w:pBdr>
-                <w:bottom w:val="none" w:sz="0" w:space="0" w:color="000000"/>
-                <w:top w:val="none" w:sz="0" w:space="0" w:color="000000"/>
-                <w:left w:val="none" w:sz="0" w:space="0" w:color="000000"/>
-                <w:right w:val="none" w:sz="0" w:space="0" w:color="000000"/>
-              </w:pBdr>
-              <w:spacing w:after="100" w:before="100" w:line="240"/>
-              <w:ind w:left="100" w:right="100" w:firstLine="0" w:firstLineChars="0"/>
-              <w:rPr>
-                <w:rFonts w:ascii="Helvetica" w:hAnsi="Helvetica" w:eastAsia="Helvetica" w:cs="Helvetica"/>
-                <w:i w:val="false"/>
-                <w:b w:val="false"/>
-                <w:u w:val="none"/>
-                <w:sz w:val="22"/>
-                <w:szCs w:val="22"/>
-                <w:color w:val="000000"/>
-              </w:rPr>
-            </w:pPr>
-            <w:r>
-              <w:rPr>
-                <w:rFonts w:ascii="Helvetica" w:hAnsi="Helvetica" w:eastAsia="Helvetica" w:cs="Helvetica"/>
-                <w:i w:val="false"/>
-                <w:b w:val="false"/>
-                <w:u w:val="none"/>
-                <w:sz w:val="22"/>
-                <w:szCs w:val="22"/>
-                <w:color w:val="000000"/>
-              </w:rPr>
-              <w:t xml:space="preserve">13 (12.1%)</w:t>
             </w:r>
           </w:p>
         </w:tc>

--- a/docs/tables/carbo/sec3_3_delta_egfr.docx
+++ b/docs/tables/carbo/sec3_3_delta_egfr.docx
@@ -740,7 +740,7 @@
                 <w:szCs w:val="22"/>
                 <w:color w:val="000000"/>
               </w:rPr>
-              <w:t xml:space="preserve">2.0 [-2.8, 7.4]</w:t>
+              <w:t xml:space="preserve">2.1 [-2.7, 7.6]</w:t>
             </w:r>
           </w:p>
         </w:tc>
@@ -793,7 +793,7 @@
                 <w:szCs w:val="22"/>
                 <w:color w:val="000000"/>
               </w:rPr>
-              <w:t xml:space="preserve">2.2 [-3.6, 9.1]</w:t>
+              <w:t xml:space="preserve">2.2 [-3.6, 9.7]</w:t>
             </w:r>
           </w:p>
         </w:tc>
@@ -1117,7 +1117,7 @@
                 <w:szCs w:val="22"/>
                 <w:color w:val="000000"/>
               </w:rPr>
-              <w:t xml:space="preserve">-0.6 [-8.5, 3.7]</w:t>
+              <w:t xml:space="preserve">-0.6 [-8.5, 3.8]</w:t>
             </w:r>
           </w:p>
         </w:tc>
@@ -1170,7 +1170,7 @@
                 <w:szCs w:val="22"/>
                 <w:color w:val="000000"/>
               </w:rPr>
-              <w:t xml:space="preserve">-0.6 [-9.5, 4.0]</w:t>
+              <w:t xml:space="preserve">-0.6 [-9.5, 4.2]</w:t>
             </w:r>
           </w:p>
         </w:tc>
@@ -1282,7 +1282,7 @@
                 <w:szCs w:val="22"/>
                 <w:color w:val="000000"/>
               </w:rPr>
-              <w:t xml:space="preserve">107</w:t>
+              <w:t xml:space="preserve">112</w:t>
             </w:r>
           </w:p>
         </w:tc>
@@ -1335,7 +1335,7 @@
                 <w:szCs w:val="22"/>
                 <w:color w:val="000000"/>
               </w:rPr>
-              <w:t xml:space="preserve">56.6</w:t>
+              <w:t xml:space="preserve">59.3</w:t>
             </w:r>
           </w:p>
         </w:tc>
@@ -1441,7 +1441,7 @@
                 <w:szCs w:val="22"/>
                 <w:color w:val="000000"/>
               </w:rPr>
-              <w:t xml:space="preserve">82.9 [64.8, 94.2]</w:t>
+              <w:t xml:space="preserve">82.3 [64.8, 93.2]</w:t>
             </w:r>
           </w:p>
         </w:tc>
@@ -1494,7 +1494,7 @@
                 <w:szCs w:val="22"/>
                 <w:color w:val="000000"/>
               </w:rPr>
-              <w:t xml:space="preserve">-3.9 [-13.6, 2.5]</w:t>
+              <w:t xml:space="preserve">-4.2 [-13.7, 2.1]</w:t>
             </w:r>
           </w:p>
         </w:tc>
@@ -1547,7 +1547,7 @@
                 <w:szCs w:val="22"/>
                 <w:color w:val="000000"/>
               </w:rPr>
-              <w:t xml:space="preserve">-4.9 [-17.2, 3.2]</w:t>
+              <w:t xml:space="preserve">-5.0 [-17.5, 3.0]</w:t>
             </w:r>
           </w:p>
         </w:tc>
